--- a/documentos/Manual-del-maestro-AulaFacil.docx
+++ b/documentos/Manual-del-maestro-AulaFacil.docx
@@ -82,7 +82,7 @@
           <w:sz w:val="20"/>
           <w:szCs w:val="20"/>
         </w:rPr>
-        <w:t xml:space="preserve">Versión 1.0 · Septiembre 2026</w:t>
+        <w:t xml:space="preserve">Versión 1.1 · Septiembre 2026</w:t>
       </w:r>
     </w:p>
     <w:p>
@@ -432,36 +432,6 @@
     </w:p>
     <w:p>
       <w:pPr>
-        <w:spacing w:after="120" w:line="276"/>
-      </w:pPr>
-      <w:r>
-        <w:rPr>
-          <w:rFonts w:ascii="Calibri" w:cs="Calibri" w:eastAsia="Calibri" w:hAnsi="Calibri"/>
-          <w:sz w:val="22"/>
-          <w:szCs w:val="22"/>
-        </w:rPr>
-        <w:t xml:space="preserve">Si un alumno ya existe porque otro maestro lo dio de alta, no se duplica: se inscribe al alumno existente en tu grupo. Así un mismo estudiante puede estar en varias materias sin tener varias cuentas.</w:t>
-      </w:r>
-    </w:p>
-    <w:p>
-      <w:pPr>
-        <w:pStyle w:val="Heading1"/>
-        <w:spacing w:after="160" w:before="360"/>
-      </w:pPr>
-      <w:r>
-        <w:rPr>
-          <w:rFonts w:ascii="Calibri" w:cs="Calibri" w:eastAsia="Calibri" w:hAnsi="Calibri"/>
-          <w:b/>
-          <w:bCs/>
-          <w:color w:val="D02B2F"/>
-          <w:sz w:val="34"/>
-          <w:szCs w:val="34"/>
-        </w:rPr>
-        <w:t xml:space="preserve">3. Exámenes</w:t>
-      </w:r>
-    </w:p>
-    <w:p>
-      <w:pPr>
         <w:pStyle w:val="Heading2"/>
         <w:spacing w:after="120" w:before="260"/>
       </w:pPr>
@@ -474,152 +444,33 @@
           <w:sz w:val="26"/>
           <w:szCs w:val="26"/>
         </w:rPr>
-        <w:t xml:space="preserve">Crear el examen</w:t>
-      </w:r>
-    </w:p>
-    <w:p>
-      <w:pPr>
-        <w:pStyle w:val="ListParagraph"/>
-        <w:numPr>
-          <w:ilvl w:val="0"/>
-          <w:numId w:val="3"/>
-        </w:numPr>
-        <w:spacing w:after="70"/>
-      </w:pPr>
-      <w:r>
-        <w:rPr>
-          <w:rFonts w:ascii="Calibri" w:cs="Calibri" w:eastAsia="Calibri" w:hAnsi="Calibri"/>
-          <w:sz w:val="22"/>
-          <w:szCs w:val="22"/>
-        </w:rPr>
-        <w:t xml:space="preserve">Entra al grupo y presiona "Nuevo examen".</w:t>
-      </w:r>
-    </w:p>
-    <w:p>
-      <w:pPr>
-        <w:pStyle w:val="ListParagraph"/>
-        <w:numPr>
-          <w:ilvl w:val="0"/>
-          <w:numId w:val="3"/>
-        </w:numPr>
-        <w:spacing w:after="70"/>
-      </w:pPr>
-      <w:r>
-        <w:rPr>
-          <w:rFonts w:ascii="Calibri" w:cs="Calibri" w:eastAsia="Calibri" w:hAnsi="Calibri"/>
-          <w:sz w:val="22"/>
-          <w:szCs w:val="22"/>
-        </w:rPr>
-        <w:t xml:space="preserve">Pon título, duración en minutos y, si quieres, hora de apertura y de cierre.</w:t>
-      </w:r>
-    </w:p>
-    <w:p>
-      <w:pPr>
-        <w:pStyle w:val="ListParagraph"/>
-        <w:numPr>
-          <w:ilvl w:val="0"/>
-          <w:numId w:val="3"/>
-        </w:numPr>
-        <w:spacing w:after="70"/>
-      </w:pPr>
-      <w:r>
-        <w:rPr>
-          <w:rFonts w:ascii="Calibri" w:cs="Calibri" w:eastAsia="Calibri" w:hAnsi="Calibri"/>
-          <w:sz w:val="22"/>
-          <w:szCs w:val="22"/>
-        </w:rPr>
-        <w:t xml:space="preserve">Agrega preguntas. Hay cuatro tipos: opción múltiple, verdadero o falso, relacionar columnas y completar espacios.</w:t>
-      </w:r>
-    </w:p>
-    <w:p>
-      <w:pPr>
-        <w:pStyle w:val="ListParagraph"/>
-        <w:numPr>
-          <w:ilvl w:val="0"/>
-          <w:numId w:val="3"/>
-        </w:numPr>
-        <w:spacing w:after="70"/>
-      </w:pPr>
-      <w:r>
-        <w:rPr>
-          <w:rFonts w:ascii="Calibri" w:cs="Calibri" w:eastAsia="Calibri" w:hAnsi="Calibri"/>
-          <w:sz w:val="22"/>
-          <w:szCs w:val="22"/>
-        </w:rPr>
-        <w:t xml:space="preserve">Guarda el examen y luego genera el link.</w:t>
-      </w:r>
-    </w:p>
-    <w:p>
-      <w:pPr>
-        <w:spacing w:after="120" w:line="276"/>
-      </w:pPr>
-      <w:r>
-        <w:rPr>
-          <w:rFonts w:ascii="Calibri" w:cs="Calibri" w:eastAsia="Calibri" w:hAnsi="Calibri"/>
-          <w:sz w:val="22"/>
-          <w:szCs w:val="22"/>
-        </w:rPr>
-        <w:t xml:space="preserve">Si la materia del grupo contiene la palabra "matemáticas", aparece automáticamente un teclado de símbolos (raíz, pi, división) para escribir las preguntas.</w:t>
-      </w:r>
-    </w:p>
-    <w:p>
-      <w:pPr>
-        <w:pStyle w:val="Heading2"/>
-        <w:spacing w:after="120" w:before="260"/>
-      </w:pPr>
-      <w:r>
-        <w:rPr>
-          <w:rFonts w:ascii="Calibri" w:cs="Calibri" w:eastAsia="Calibri" w:hAnsi="Calibri"/>
-          <w:b/>
-          <w:bCs/>
-          <w:color w:val="3A3B3E"/>
-          <w:sz w:val="26"/>
-          <w:szCs w:val="26"/>
-        </w:rPr>
-        <w:t xml:space="preserve">Repartir el examen</w:t>
-      </w:r>
-    </w:p>
-    <w:p>
-      <w:pPr>
-        <w:spacing w:after="120" w:line="276"/>
-      </w:pPr>
-      <w:r>
-        <w:rPr>
-          <w:rFonts w:ascii="Calibri" w:cs="Calibri" w:eastAsia="Calibri" w:hAnsi="Calibri"/>
-          <w:sz w:val="22"/>
-          <w:szCs w:val="22"/>
-        </w:rPr>
-        <w:t xml:space="preserve">Al generar el link obtienes también un código QR que puedes descargar, proyectar o imprimir. Los alumnos lo escanean con la cámara del teléfono y entran directo.</w:t>
-      </w:r>
-    </w:p>
-    <w:p>
-      <w:pPr>
-        <w:pStyle w:val="Heading2"/>
-        <w:spacing w:after="120" w:before="260"/>
-      </w:pPr>
-      <w:r>
-        <w:rPr>
-          <w:rFonts w:ascii="Calibri" w:cs="Calibri" w:eastAsia="Calibri" w:hAnsi="Calibri"/>
-          <w:b/>
-          <w:bCs/>
-          <w:color w:val="3A3B3E"/>
-          <w:sz w:val="26"/>
-          <w:szCs w:val="26"/>
-        </w:rPr>
-        <w:t xml:space="preserve">Durante el examen</w:t>
-      </w:r>
-    </w:p>
-    <w:p>
-      <w:pPr>
-        <w:spacing w:after="120" w:line="276"/>
-      </w:pPr>
-      <w:r>
-        <w:rPr>
-          <w:rFonts w:ascii="Calibri" w:cs="Calibri" w:eastAsia="Calibri" w:hAnsi="Calibri"/>
-          <w:sz w:val="22"/>
-          <w:szCs w:val="22"/>
-        </w:rPr>
-        <w:t xml:space="preserve">El examen se bloquea si el alumno se sale de la pantalla, pero no a la primera: recibe un aviso. Si vuelve a salir, entonces sí se cierra y se entrega con lo que llevaba.</w:t>
+        <w:t xml:space="preserve">Las matrículas son tuyas, no del colegio</w:t>
+      </w:r>
+    </w:p>
+    <w:p>
+      <w:pPr>
+        <w:spacing w:after="120" w:line="276"/>
+      </w:pPr>
+      <w:r>
+        <w:rPr>
+          <w:rFonts w:ascii="Calibri" w:cs="Calibri" w:eastAsia="Calibri" w:hAnsi="Calibri"/>
+          <w:sz w:val="22"/>
+          <w:szCs w:val="22"/>
+        </w:rPr>
+        <w:t xml:space="preserve">Cada maestro lleva su propia lista de alumnos. La matrícula que tú uses solo tiene que ser única dentro de tus grupos: no importa qué número le haya puesto otro maestro al mismo estudiante, y no necesitas coordinarte con nadie ni pedir la lista oficial de control escolar.</w:t>
+      </w:r>
+    </w:p>
+    <w:p>
+      <w:pPr>
+        <w:spacing w:after="120" w:line="276"/>
+      </w:pPr>
+      <w:r>
+        <w:rPr>
+          <w:rFonts w:ascii="Calibri" w:cs="Calibri" w:eastAsia="Calibri" w:hAnsi="Calibri"/>
+          <w:sz w:val="22"/>
+          <w:szCs w:val="22"/>
+        </w:rPr>
+        <w:t xml:space="preserve">Eso significa que un mismo estudiante tendrá una clave distinta en cada materia. No es un defecto, es a propósito: si presta su contraseña, solo compromete esa clase, no todas.</w:t>
       </w:r>
     </w:p>
     <w:p>
@@ -639,7 +490,37 @@
           <w:sz w:val="22"/>
           <w:szCs w:val="22"/>
         </w:rPr>
-        <w:t xml:space="preserve">Si se cae el internet no pasa nada. Las salidas causadas por una caída de red no cuentan como advertencia, las respuestas se guardan en el propio teléfono y la entrega se reintenta sola hasta lograrse. Diles a tus alumnos que no cierren la pantalla mientras diga "Entregando".</w:t>
+        <w:t xml:space="preserve">Cuando el número que elegiste ya está ocupado en el sistema por el alumno de otro maestro, la plataforma le asigna un usuario parecido pero distinto y te lo muestra al terminar el alta. Ese usuario aparece siempre debajo del nombre en "Mis alumnos": es el que tienes que darle al alumno para entrar.</w:t>
+      </w:r>
+    </w:p>
+    <w:p>
+      <w:pPr>
+        <w:spacing w:after="120" w:line="276"/>
+      </w:pPr>
+      <w:r>
+        <w:rPr>
+          <w:rFonts w:ascii="Calibri" w:cs="Calibri" w:eastAsia="Calibri" w:hAnsi="Calibri"/>
+          <w:sz w:val="22"/>
+          <w:szCs w:val="22"/>
+        </w:rPr>
+        <w:t xml:space="preserve">Si tratas de reusar una matrícula que tú ya le diste a otra persona, el sistema no te deja y te dice con quién choca. Para liberarla, egresa a esa persona (sección 10).</w:t>
+      </w:r>
+    </w:p>
+    <w:p>
+      <w:pPr>
+        <w:pStyle w:val="Heading1"/>
+        <w:spacing w:after="160" w:before="360"/>
+      </w:pPr>
+      <w:r>
+        <w:rPr>
+          <w:rFonts w:ascii="Calibri" w:cs="Calibri" w:eastAsia="Calibri" w:hAnsi="Calibri"/>
+          <w:b/>
+          <w:bCs/>
+          <w:color w:val="D02B2F"/>
+          <w:sz w:val="34"/>
+          <w:szCs w:val="34"/>
+        </w:rPr>
+        <w:t xml:space="preserve">3. Exámenes</w:t>
       </w:r>
     </w:p>
     <w:p>
@@ -656,76 +537,152 @@
           <w:sz w:val="26"/>
           <w:szCs w:val="26"/>
         </w:rPr>
-        <w:t xml:space="preserve">Ver resultados</w:t>
-      </w:r>
-    </w:p>
-    <w:p>
-      <w:pPr>
-        <w:spacing w:after="120" w:line="276"/>
-      </w:pPr>
-      <w:r>
-        <w:rPr>
-          <w:rFonts w:ascii="Calibri" w:cs="Calibri" w:eastAsia="Calibri" w:hAnsi="Calibri"/>
-          <w:sz w:val="22"/>
-          <w:szCs w:val="22"/>
-        </w:rPr>
-        <w:t xml:space="preserve">En la pestaña de exámenes, cada examen tiene su pantalla de resultados con la calificación de cada alumno y su estado. Puedes abrir el detalle de respuestas de cualquiera.</w:t>
-      </w:r>
-    </w:p>
-    <w:p>
-      <w:pPr>
-        <w:spacing w:after="120" w:line="276"/>
-      </w:pPr>
-      <w:r>
-        <w:rPr>
-          <w:rFonts w:ascii="Calibri" w:cs="Calibri" w:eastAsia="Calibri" w:hAnsi="Calibri"/>
-          <w:sz w:val="22"/>
-          <w:szCs w:val="22"/>
-        </w:rPr>
-        <w:t xml:space="preserve">Junto al nombre aparecen dos etiquetas cuando corresponde: cuántos avisos tuvo el alumno, y cuántas salidas ocurrieron sin conexión, que no contaron. Esa segunda etiqueta te sirve para juzgar si un bloqueo fue real o fue la red.</w:t>
-      </w:r>
-    </w:p>
-    <w:p>
-      <w:pPr>
-        <w:spacing w:after="120" w:line="276"/>
-      </w:pPr>
-      <w:r>
-        <w:rPr>
-          <w:rFonts w:ascii="Calibri" w:cs="Calibri" w:eastAsia="Calibri" w:hAnsi="Calibri"/>
-          <w:sz w:val="22"/>
-          <w:szCs w:val="22"/>
-        </w:rPr>
-        <w:t xml:space="preserve">Si alguien se bloqueó por error, el botón "Reactivar" borra el intento para que pueda volver a entrar con el mismo link, desde el principio.</w:t>
-      </w:r>
-    </w:p>
-    <w:p>
-      <w:pPr>
-        <w:pStyle w:val="Heading1"/>
-        <w:spacing w:after="160" w:before="360"/>
-      </w:pPr>
-      <w:r>
-        <w:rPr>
-          <w:rFonts w:ascii="Calibri" w:cs="Calibri" w:eastAsia="Calibri" w:hAnsi="Calibri"/>
-          <w:b/>
-          <w:bCs/>
-          <w:color w:val="D02B2F"/>
-          <w:sz w:val="34"/>
-          <w:szCs w:val="34"/>
-        </w:rPr>
-        <w:t xml:space="preserve">4. Asistencia</w:t>
-      </w:r>
-    </w:p>
-    <w:p>
-      <w:pPr>
-        <w:spacing w:after="120" w:line="276"/>
-      </w:pPr>
-      <w:r>
-        <w:rPr>
-          <w:rFonts w:ascii="Calibri" w:cs="Calibri" w:eastAsia="Calibri" w:hAnsi="Calibri"/>
-          <w:sz w:val="22"/>
-          <w:szCs w:val="22"/>
-        </w:rPr>
-        <w:t xml:space="preserve">Eliges la fecha y marcas a cada alumno como presente, retardo, falta o falta justificada. Hay un botón para marcar a todos presentes y de ahí solo corregir las excepciones, que es más rápido cuando casi todos asistieron.</w:t>
+        <w:t xml:space="preserve">Crear el examen</w:t>
+      </w:r>
+    </w:p>
+    <w:p>
+      <w:pPr>
+        <w:pStyle w:val="ListParagraph"/>
+        <w:numPr>
+          <w:ilvl w:val="0"/>
+          <w:numId w:val="4"/>
+        </w:numPr>
+        <w:spacing w:after="70"/>
+      </w:pPr>
+      <w:r>
+        <w:rPr>
+          <w:rFonts w:ascii="Calibri" w:cs="Calibri" w:eastAsia="Calibri" w:hAnsi="Calibri"/>
+          <w:sz w:val="22"/>
+          <w:szCs w:val="22"/>
+        </w:rPr>
+        <w:t xml:space="preserve">Entra al grupo y presiona "Nuevo examen".</w:t>
+      </w:r>
+    </w:p>
+    <w:p>
+      <w:pPr>
+        <w:pStyle w:val="ListParagraph"/>
+        <w:numPr>
+          <w:ilvl w:val="0"/>
+          <w:numId w:val="4"/>
+        </w:numPr>
+        <w:spacing w:after="70"/>
+      </w:pPr>
+      <w:r>
+        <w:rPr>
+          <w:rFonts w:ascii="Calibri" w:cs="Calibri" w:eastAsia="Calibri" w:hAnsi="Calibri"/>
+          <w:sz w:val="22"/>
+          <w:szCs w:val="22"/>
+        </w:rPr>
+        <w:t xml:space="preserve">Pon título, duración en minutos y, si quieres, hora de apertura y de cierre.</w:t>
+      </w:r>
+    </w:p>
+    <w:p>
+      <w:pPr>
+        <w:pStyle w:val="ListParagraph"/>
+        <w:numPr>
+          <w:ilvl w:val="0"/>
+          <w:numId w:val="4"/>
+        </w:numPr>
+        <w:spacing w:after="70"/>
+      </w:pPr>
+      <w:r>
+        <w:rPr>
+          <w:rFonts w:ascii="Calibri" w:cs="Calibri" w:eastAsia="Calibri" w:hAnsi="Calibri"/>
+          <w:sz w:val="22"/>
+          <w:szCs w:val="22"/>
+        </w:rPr>
+        <w:t xml:space="preserve">Agrega preguntas. Hay cuatro tipos: opción múltiple, verdadero o falso, relacionar columnas y completar espacios.</w:t>
+      </w:r>
+    </w:p>
+    <w:p>
+      <w:pPr>
+        <w:pStyle w:val="ListParagraph"/>
+        <w:numPr>
+          <w:ilvl w:val="0"/>
+          <w:numId w:val="4"/>
+        </w:numPr>
+        <w:spacing w:after="70"/>
+      </w:pPr>
+      <w:r>
+        <w:rPr>
+          <w:rFonts w:ascii="Calibri" w:cs="Calibri" w:eastAsia="Calibri" w:hAnsi="Calibri"/>
+          <w:sz w:val="22"/>
+          <w:szCs w:val="22"/>
+        </w:rPr>
+        <w:t xml:space="preserve">Guarda el examen y luego genera el link.</w:t>
+      </w:r>
+    </w:p>
+    <w:p>
+      <w:pPr>
+        <w:spacing w:after="120" w:line="276"/>
+      </w:pPr>
+      <w:r>
+        <w:rPr>
+          <w:rFonts w:ascii="Calibri" w:cs="Calibri" w:eastAsia="Calibri" w:hAnsi="Calibri"/>
+          <w:sz w:val="22"/>
+          <w:szCs w:val="22"/>
+        </w:rPr>
+        <w:t xml:space="preserve">Si la materia del grupo contiene la palabra "matemáticas", aparece automáticamente un teclado de símbolos (raíz, pi, división) para escribir las preguntas.</w:t>
+      </w:r>
+    </w:p>
+    <w:p>
+      <w:pPr>
+        <w:pStyle w:val="Heading2"/>
+        <w:spacing w:after="120" w:before="260"/>
+      </w:pPr>
+      <w:r>
+        <w:rPr>
+          <w:rFonts w:ascii="Calibri" w:cs="Calibri" w:eastAsia="Calibri" w:hAnsi="Calibri"/>
+          <w:b/>
+          <w:bCs/>
+          <w:color w:val="3A3B3E"/>
+          <w:sz w:val="26"/>
+          <w:szCs w:val="26"/>
+        </w:rPr>
+        <w:t xml:space="preserve">Repartir el examen</w:t>
+      </w:r>
+    </w:p>
+    <w:p>
+      <w:pPr>
+        <w:spacing w:after="120" w:line="276"/>
+      </w:pPr>
+      <w:r>
+        <w:rPr>
+          <w:rFonts w:ascii="Calibri" w:cs="Calibri" w:eastAsia="Calibri" w:hAnsi="Calibri"/>
+          <w:sz w:val="22"/>
+          <w:szCs w:val="22"/>
+        </w:rPr>
+        <w:t xml:space="preserve">Al generar el link obtienes también un código QR que puedes descargar, proyectar o imprimir. Los alumnos lo escanean con la cámara del teléfono y entran directo.</w:t>
+      </w:r>
+    </w:p>
+    <w:p>
+      <w:pPr>
+        <w:pStyle w:val="Heading2"/>
+        <w:spacing w:after="120" w:before="260"/>
+      </w:pPr>
+      <w:r>
+        <w:rPr>
+          <w:rFonts w:ascii="Calibri" w:cs="Calibri" w:eastAsia="Calibri" w:hAnsi="Calibri"/>
+          <w:b/>
+          <w:bCs/>
+          <w:color w:val="3A3B3E"/>
+          <w:sz w:val="26"/>
+          <w:szCs w:val="26"/>
+        </w:rPr>
+        <w:t xml:space="preserve">Durante el examen</w:t>
+      </w:r>
+    </w:p>
+    <w:p>
+      <w:pPr>
+        <w:spacing w:after="120" w:line="276"/>
+      </w:pPr>
+      <w:r>
+        <w:rPr>
+          <w:rFonts w:ascii="Calibri" w:cs="Calibri" w:eastAsia="Calibri" w:hAnsi="Calibri"/>
+          <w:sz w:val="22"/>
+          <w:szCs w:val="22"/>
+        </w:rPr>
+        <w:t xml:space="preserve">El examen se bloquea si el alumno se sale de la pantalla, pero no a la primera: recibe un aviso. Si vuelve a salir, entonces sí se cierra y se entrega con lo que llevaba.</w:t>
       </w:r>
     </w:p>
     <w:p>
@@ -745,7 +702,63 @@
           <w:sz w:val="22"/>
           <w:szCs w:val="22"/>
         </w:rPr>
-        <w:t xml:space="preserve">La falta justificada no es un detalle menor: si usas el modo Clase en vivo, las actividades de un día con falta justificada salen del cálculo, de modo que el alumno no queda castigado por haberse enfermado.</w:t>
+        <w:t xml:space="preserve">Si se cae el internet no pasa nada. Las salidas causadas por una caída de red no cuentan como advertencia, las respuestas se guardan en el propio teléfono y la entrega se reintenta sola hasta lograrse. Diles a tus alumnos que no cierren la pantalla mientras diga "Entregando".</w:t>
+      </w:r>
+    </w:p>
+    <w:p>
+      <w:pPr>
+        <w:pStyle w:val="Heading2"/>
+        <w:spacing w:after="120" w:before="260"/>
+      </w:pPr>
+      <w:r>
+        <w:rPr>
+          <w:rFonts w:ascii="Calibri" w:cs="Calibri" w:eastAsia="Calibri" w:hAnsi="Calibri"/>
+          <w:b/>
+          <w:bCs/>
+          <w:color w:val="3A3B3E"/>
+          <w:sz w:val="26"/>
+          <w:szCs w:val="26"/>
+        </w:rPr>
+        <w:t xml:space="preserve">Ver resultados</w:t>
+      </w:r>
+    </w:p>
+    <w:p>
+      <w:pPr>
+        <w:spacing w:after="120" w:line="276"/>
+      </w:pPr>
+      <w:r>
+        <w:rPr>
+          <w:rFonts w:ascii="Calibri" w:cs="Calibri" w:eastAsia="Calibri" w:hAnsi="Calibri"/>
+          <w:sz w:val="22"/>
+          <w:szCs w:val="22"/>
+        </w:rPr>
+        <w:t xml:space="preserve">En la pestaña de exámenes, cada examen tiene su pantalla de resultados con la calificación de cada alumno y su estado. Puedes abrir el detalle de respuestas de cualquiera.</w:t>
+      </w:r>
+    </w:p>
+    <w:p>
+      <w:pPr>
+        <w:spacing w:after="120" w:line="276"/>
+      </w:pPr>
+      <w:r>
+        <w:rPr>
+          <w:rFonts w:ascii="Calibri" w:cs="Calibri" w:eastAsia="Calibri" w:hAnsi="Calibri"/>
+          <w:sz w:val="22"/>
+          <w:szCs w:val="22"/>
+        </w:rPr>
+        <w:t xml:space="preserve">Junto al nombre aparecen dos etiquetas cuando corresponde: cuántos avisos tuvo el alumno, y cuántas salidas ocurrieron sin conexión, que no contaron. Esa segunda etiqueta te sirve para juzgar si un bloqueo fue real o fue la red.</w:t>
+      </w:r>
+    </w:p>
+    <w:p>
+      <w:pPr>
+        <w:spacing w:after="120" w:line="276"/>
+      </w:pPr>
+      <w:r>
+        <w:rPr>
+          <w:rFonts w:ascii="Calibri" w:cs="Calibri" w:eastAsia="Calibri" w:hAnsi="Calibri"/>
+          <w:sz w:val="22"/>
+          <w:szCs w:val="22"/>
+        </w:rPr>
+        <w:t xml:space="preserve">Si alguien se bloqueó por error, el botón "Reactivar" borra el intento para que pueda volver a entrar con el mismo link, desde el principio.</w:t>
       </w:r>
     </w:p>
     <w:p>
@@ -762,257 +775,20 @@
           <w:sz w:val="34"/>
           <w:szCs w:val="34"/>
         </w:rPr>
-        <w:t xml:space="preserve">5. Tareas</w:t>
-      </w:r>
-    </w:p>
-    <w:p>
-      <w:pPr>
-        <w:spacing w:after="120" w:line="276"/>
-      </w:pPr>
-      <w:r>
-        <w:rPr>
-          <w:rFonts w:ascii="Calibri" w:cs="Calibri" w:eastAsia="Calibri" w:hAnsi="Calibri"/>
-          <w:sz w:val="22"/>
-          <w:szCs w:val="22"/>
-        </w:rPr>
-        <w:t xml:space="preserve">Creas la tarea con su nombre y su peso, y después la calificas. La pantalla de calificación tiene una casilla de "entregó" y un campo de calificación por alumno, y se guarda todo de una vez.</w:t>
-      </w:r>
-    </w:p>
-    <w:p>
-      <w:pPr>
-        <w:spacing w:after="120" w:line="276"/>
-      </w:pPr>
-      <w:r>
-        <w:rPr>
-          <w:rFonts w:ascii="Calibri" w:cs="Calibri" w:eastAsia="Calibri" w:hAnsi="Calibri"/>
-          <w:sz w:val="22"/>
-          <w:szCs w:val="22"/>
-        </w:rPr>
-        <w:t xml:space="preserve">El ícono de la tarea se elige solo según las palabras de su título.</w:t>
-      </w:r>
-    </w:p>
-    <w:p>
-      <w:pPr>
-        <w:pStyle w:val="Heading1"/>
-        <w:spacing w:after="160" w:before="360"/>
-      </w:pPr>
-      <w:r>
-        <w:rPr>
-          <w:rFonts w:ascii="Calibri" w:cs="Calibri" w:eastAsia="Calibri" w:hAnsi="Calibri"/>
-          <w:b/>
-          <w:bCs/>
-          <w:color w:val="D02B2F"/>
-          <w:sz w:val="34"/>
-          <w:szCs w:val="34"/>
-        </w:rPr>
-        <w:t xml:space="preserve">6. Participación: los tres modos</w:t>
-      </w:r>
-    </w:p>
-    <w:p>
-      <w:pPr>
-        <w:spacing w:after="120" w:line="276"/>
-      </w:pPr>
-      <w:r>
-        <w:rPr>
-          <w:rFonts w:ascii="Calibri" w:cs="Calibri" w:eastAsia="Calibri" w:hAnsi="Calibri"/>
-          <w:sz w:val="22"/>
-          <w:szCs w:val="22"/>
-        </w:rPr>
-        <w:t xml:space="preserve">Cada maestro trabaja distinto, así que hay tres formas de calificar participación. Eliges una en tu perfil y esa es la que ves.</w:t>
-      </w:r>
-    </w:p>
-    <w:p>
-      <w:pPr>
-        <w:pStyle w:val="Heading2"/>
-        <w:spacing w:after="120" w:before="260"/>
-      </w:pPr>
-      <w:r>
-        <w:rPr>
-          <w:rFonts w:ascii="Calibri" w:cs="Calibri" w:eastAsia="Calibri" w:hAnsi="Calibri"/>
-          <w:b/>
-          <w:bCs/>
-          <w:color w:val="3A3B3E"/>
-          <w:sz w:val="26"/>
-          <w:szCs w:val="26"/>
-        </w:rPr>
-        <w:t xml:space="preserve">Modo Fichas</w:t>
-      </w:r>
-    </w:p>
-    <w:p>
-      <w:pPr>
-        <w:spacing w:after="120" w:line="276"/>
-      </w:pPr>
-      <w:r>
-        <w:rPr>
-          <w:rFonts w:ascii="Calibri" w:cs="Calibri" w:eastAsia="Calibri" w:hAnsi="Calibri"/>
-          <w:sz w:val="22"/>
-          <w:szCs w:val="22"/>
-        </w:rPr>
-        <w:t xml:space="preserve">Pensado para quien reparte fichas de colores en clase. Cada color vale puntos distintos y los valores son editables por grupo. La ficha negra funciona como multiplicador y pide capturar el valor final a mano.</w:t>
-      </w:r>
-    </w:p>
-    <w:p>
-      <w:pPr>
-        <w:spacing w:after="120" w:line="276"/>
-      </w:pPr>
-      <w:r>
-        <w:rPr>
-          <w:rFonts w:ascii="Calibri" w:cs="Calibri" w:eastAsia="Calibri" w:hAnsi="Calibri"/>
-          <w:sz w:val="22"/>
-          <w:szCs w:val="22"/>
-        </w:rPr>
-        <w:t xml:space="preserve">Para convertir los puntos en calificación se usa el corte: ves un ranking de mayor a menor y eliges un valor de referencia. Quien lo alcanza saca 10 y los demás se califican en proporción. El corte se guarda como una foto fija, así que agregar puntos después no cambia las calificaciones ya sacadas.</w:t>
-      </w:r>
-    </w:p>
-    <w:p>
-      <w:pPr>
-        <w:pStyle w:val="Heading2"/>
-        <w:spacing w:after="120" w:before="260"/>
-      </w:pPr>
-      <w:r>
-        <w:rPr>
-          <w:rFonts w:ascii="Calibri" w:cs="Calibri" w:eastAsia="Calibri" w:hAnsi="Calibri"/>
-          <w:b/>
-          <w:bCs/>
-          <w:color w:val="3A3B3E"/>
-          <w:sz w:val="26"/>
-          <w:szCs w:val="26"/>
-        </w:rPr>
-        <w:t xml:space="preserve">Modo Clase en vivo</w:t>
-      </w:r>
-    </w:p>
-    <w:p>
-      <w:pPr>
-        <w:spacing w:after="120" w:line="276"/>
-      </w:pPr>
-      <w:r>
-        <w:rPr>
-          <w:rFonts w:ascii="Calibri" w:cs="Calibri" w:eastAsia="Calibri" w:hAnsi="Calibri"/>
-          <w:sz w:val="22"/>
-          <w:szCs w:val="22"/>
-        </w:rPr>
-        <w:t xml:space="preserve">Pensado para quien pide participaciones durante la clase y termina contando firmas. Funciona así:</w:t>
-      </w:r>
-    </w:p>
-    <w:p>
-      <w:pPr>
-        <w:pStyle w:val="ListParagraph"/>
-        <w:numPr>
-          <w:ilvl w:val="0"/>
-          <w:numId w:val="3"/>
-        </w:numPr>
-        <w:spacing w:after="70"/>
-      </w:pPr>
-      <w:r>
-        <w:rPr>
-          <w:rFonts w:ascii="Calibri" w:cs="Calibri" w:eastAsia="Calibri" w:hAnsi="Calibri"/>
-          <w:sz w:val="22"/>
-          <w:szCs w:val="22"/>
-        </w:rPr>
-        <w:t xml:space="preserve">Entras al grupo, pestaña "Clase en vivo", y presionas "Iniciar clase". Eliges a qué parcial pertenece.</w:t>
-      </w:r>
-    </w:p>
-    <w:p>
-      <w:pPr>
-        <w:pStyle w:val="ListParagraph"/>
-        <w:numPr>
-          <w:ilvl w:val="0"/>
-          <w:numId w:val="3"/>
-        </w:numPr>
-        <w:spacing w:after="70"/>
-      </w:pPr>
-      <w:r>
-        <w:rPr>
-          <w:rFonts w:ascii="Calibri" w:cs="Calibri" w:eastAsia="Calibri" w:hAnsi="Calibri"/>
-          <w:sz w:val="22"/>
-          <w:szCs w:val="22"/>
-        </w:rPr>
-        <w:t xml:space="preserve">Aparece un código QR en tu pantalla. Los alumnos lo escanean con su cámara y quedan registrados como presentes. El código cambia solo cada 20 segundos.</w:t>
-      </w:r>
-    </w:p>
-    <w:p>
-      <w:pPr>
-        <w:pStyle w:val="ListParagraph"/>
-        <w:numPr>
-          <w:ilvl w:val="0"/>
-          <w:numId w:val="3"/>
-        </w:numPr>
-        <w:spacing w:after="70"/>
-      </w:pPr>
-      <w:r>
-        <w:rPr>
-          <w:rFonts w:ascii="Calibri" w:cs="Calibri" w:eastAsia="Calibri" w:hAnsi="Calibri"/>
-          <w:sz w:val="22"/>
-          <w:szCs w:val="22"/>
-        </w:rPr>
-        <w:t xml:space="preserve">Cuando pongas un ejercicio, presiona "Nueva" y dale nombre y cuántos puntos vale.</w:t>
-      </w:r>
-    </w:p>
-    <w:p>
-      <w:pPr>
-        <w:pStyle w:val="ListParagraph"/>
-        <w:numPr>
-          <w:ilvl w:val="0"/>
-          <w:numId w:val="3"/>
-        </w:numPr>
-        <w:spacing w:after="70"/>
-      </w:pPr>
-      <w:r>
-        <w:rPr>
-          <w:rFonts w:ascii="Calibri" w:cs="Calibri" w:eastAsia="Calibri" w:hAnsi="Calibri"/>
-          <w:sz w:val="22"/>
-          <w:szCs w:val="22"/>
-        </w:rPr>
-        <w:t xml:space="preserve">Los alumnos que lo hayan hecho tocan "Yo la hice" en su teléfono y van apareciendo marcados en tu lista.</w:t>
-      </w:r>
-    </w:p>
-    <w:p>
-      <w:pPr>
-        <w:pStyle w:val="ListParagraph"/>
-        <w:numPr>
-          <w:ilvl w:val="0"/>
-          <w:numId w:val="3"/>
-        </w:numPr>
-        <w:spacing w:after="70"/>
-      </w:pPr>
-      <w:r>
-        <w:rPr>
-          <w:rFonts w:ascii="Calibri" w:cs="Calibri" w:eastAsia="Calibri" w:hAnsi="Calibri"/>
-          <w:sz w:val="22"/>
-          <w:szCs w:val="22"/>
-        </w:rPr>
-        <w:t xml:space="preserve">Revisas la lista, quitas a quien no participó y presionas "Cerrar actividad y dar puntos".</w:t>
-      </w:r>
-    </w:p>
-    <w:p>
-      <w:pPr>
-        <w:pStyle w:val="ListParagraph"/>
-        <w:numPr>
-          <w:ilvl w:val="0"/>
-          <w:numId w:val="3"/>
-        </w:numPr>
-        <w:spacing w:after="70"/>
-      </w:pPr>
-      <w:r>
-        <w:rPr>
-          <w:rFonts w:ascii="Calibri" w:cs="Calibri" w:eastAsia="Calibri" w:hAnsi="Calibri"/>
-          <w:sz w:val="22"/>
-          <w:szCs w:val="22"/>
-        </w:rPr>
-        <w:t xml:space="preserve">Al terminar la clase, "Cerrar la clase" te da el resumen y lo guarda.</w:t>
-      </w:r>
-    </w:p>
-    <w:p>
-      <w:pPr>
-        <w:spacing w:after="120" w:line="276"/>
-      </w:pPr>
-      <w:r>
-        <w:rPr>
-          <w:rFonts w:ascii="Calibri" w:cs="Calibri" w:eastAsia="Calibri" w:hAnsi="Calibri"/>
-          <w:sz w:val="22"/>
-          <w:szCs w:val="22"/>
-        </w:rPr>
-        <w:t xml:space="preserve">Al crear cada actividad eliges cómo quieres que empiece la lista: vacía, para ir marcando a los pocos que participaron; o con todos los presentes marcados, para ir quitando a los pocos que no. Elige según cómo sea ese ejercicio y te ahorras muchos toques.</w:t>
+        <w:t xml:space="preserve">4. Asistencia</w:t>
+      </w:r>
+    </w:p>
+    <w:p>
+      <w:pPr>
+        <w:spacing w:after="120" w:line="276"/>
+      </w:pPr>
+      <w:r>
+        <w:rPr>
+          <w:rFonts w:ascii="Calibri" w:cs="Calibri" w:eastAsia="Calibri" w:hAnsi="Calibri"/>
+          <w:sz w:val="22"/>
+          <w:szCs w:val="22"/>
+        </w:rPr>
+        <w:t xml:space="preserve">Eliges la fecha y marcas a cada alumno como presente, retardo, falta o falta justificada. Hay un botón para marcar a todos presentes y de ahí solo corregir las excepciones, que es más rápido cuando casi todos asistieron.</w:t>
       </w:r>
     </w:p>
     <w:p>
@@ -1032,20 +808,80 @@
           <w:sz w:val="22"/>
           <w:szCs w:val="22"/>
         </w:rPr>
-        <w:t xml:space="preserve">Mientras das clase no se manda nada a internet: los cambios viven en tu teléfono y se envían todos juntos al cerrar la actividad. Si en ese momento falla la red, tus marcas quedan guardadas y puedes reintentar.</w:t>
-      </w:r>
-    </w:p>
-    <w:p>
-      <w:pPr>
-        <w:spacing w:after="120" w:line="276"/>
-      </w:pPr>
-      <w:r>
-        <w:rPr>
-          <w:rFonts w:ascii="Calibri" w:cs="Calibri" w:eastAsia="Calibri" w:hAnsi="Calibri"/>
-          <w:sz w:val="22"/>
-          <w:szCs w:val="22"/>
-        </w:rPr>
-        <w:t xml:space="preserve">En "Clases anteriores" tienes el historial de todas las sesiones cerradas, con el detalle de quién participó en cada actividad y quién no asistió. Eso es tu respaldo si un alumno reclama después.</w:t>
+        <w:t xml:space="preserve">La falta justificada no es un detalle menor: si usas el modo Clase en vivo, las actividades de un día con falta justificada salen del cálculo, de modo que el alumno no queda castigado por haberse enfermado.</w:t>
+      </w:r>
+    </w:p>
+    <w:p>
+      <w:pPr>
+        <w:pStyle w:val="Heading1"/>
+        <w:spacing w:after="160" w:before="360"/>
+      </w:pPr>
+      <w:r>
+        <w:rPr>
+          <w:rFonts w:ascii="Calibri" w:cs="Calibri" w:eastAsia="Calibri" w:hAnsi="Calibri"/>
+          <w:b/>
+          <w:bCs/>
+          <w:color w:val="D02B2F"/>
+          <w:sz w:val="34"/>
+          <w:szCs w:val="34"/>
+        </w:rPr>
+        <w:t xml:space="preserve">5. Tareas</w:t>
+      </w:r>
+    </w:p>
+    <w:p>
+      <w:pPr>
+        <w:spacing w:after="120" w:line="276"/>
+      </w:pPr>
+      <w:r>
+        <w:rPr>
+          <w:rFonts w:ascii="Calibri" w:cs="Calibri" w:eastAsia="Calibri" w:hAnsi="Calibri"/>
+          <w:sz w:val="22"/>
+          <w:szCs w:val="22"/>
+        </w:rPr>
+        <w:t xml:space="preserve">Creas la tarea con su nombre y su peso, y después la calificas. La pantalla de calificación tiene una casilla de "entregó" y un campo de calificación por alumno, y se guarda todo de una vez.</w:t>
+      </w:r>
+    </w:p>
+    <w:p>
+      <w:pPr>
+        <w:spacing w:after="120" w:line="276"/>
+      </w:pPr>
+      <w:r>
+        <w:rPr>
+          <w:rFonts w:ascii="Calibri" w:cs="Calibri" w:eastAsia="Calibri" w:hAnsi="Calibri"/>
+          <w:sz w:val="22"/>
+          <w:szCs w:val="22"/>
+        </w:rPr>
+        <w:t xml:space="preserve">El ícono de la tarea se elige solo según las palabras de su título.</w:t>
+      </w:r>
+    </w:p>
+    <w:p>
+      <w:pPr>
+        <w:pStyle w:val="Heading1"/>
+        <w:spacing w:after="160" w:before="360"/>
+      </w:pPr>
+      <w:r>
+        <w:rPr>
+          <w:rFonts w:ascii="Calibri" w:cs="Calibri" w:eastAsia="Calibri" w:hAnsi="Calibri"/>
+          <w:b/>
+          <w:bCs/>
+          <w:color w:val="D02B2F"/>
+          <w:sz w:val="34"/>
+          <w:szCs w:val="34"/>
+        </w:rPr>
+        <w:t xml:space="preserve">6. Participación: los tres modos</w:t>
+      </w:r>
+    </w:p>
+    <w:p>
+      <w:pPr>
+        <w:spacing w:after="120" w:line="276"/>
+      </w:pPr>
+      <w:r>
+        <w:rPr>
+          <w:rFonts w:ascii="Calibri" w:cs="Calibri" w:eastAsia="Calibri" w:hAnsi="Calibri"/>
+          <w:sz w:val="22"/>
+          <w:szCs w:val="22"/>
+        </w:rPr>
+        <w:t xml:space="preserve">Cada maestro trabaja distinto, así que hay tres formas de calificar participación. Eliges una en tu perfil y esa es la que ves.</w:t>
       </w:r>
     </w:p>
     <w:p>
@@ -1062,136 +898,184 @@
           <w:sz w:val="26"/>
           <w:szCs w:val="26"/>
         </w:rPr>
-        <w:t xml:space="preserve">Modo Formato tarea</w:t>
-      </w:r>
-    </w:p>
-    <w:p>
-      <w:pPr>
-        <w:spacing w:after="120" w:line="276"/>
-      </w:pPr>
-      <w:r>
-        <w:rPr>
-          <w:rFonts w:ascii="Calibri" w:cs="Calibri" w:eastAsia="Calibri" w:hAnsi="Calibri"/>
-          <w:sz w:val="22"/>
-          <w:szCs w:val="22"/>
-        </w:rPr>
-        <w:t xml:space="preserve">El más simple: una sola calificación de 0 a 10 por alumno, como si la participación fuera una tarea más. Sirve para quien evalúa participación de forma global al final del parcial.</w:t>
-      </w:r>
-    </w:p>
-    <w:p>
-      <w:pPr>
-        <w:pStyle w:val="Heading1"/>
-        <w:spacing w:after="160" w:before="360"/>
-      </w:pPr>
-      <w:r>
-        <w:rPr>
-          <w:rFonts w:ascii="Calibri" w:cs="Calibri" w:eastAsia="Calibri" w:hAnsi="Calibri"/>
-          <w:b/>
-          <w:bCs/>
-          <w:color w:val="D02B2F"/>
-          <w:sz w:val="34"/>
-          <w:szCs w:val="34"/>
-        </w:rPr>
-        <w:t xml:space="preserve">7. Rubros personalizados</w:t>
-      </w:r>
-    </w:p>
-    <w:p>
-      <w:pPr>
-        <w:spacing w:after="120" w:line="276"/>
-      </w:pPr>
-      <w:r>
-        <w:rPr>
-          <w:rFonts w:ascii="Calibri" w:cs="Calibri" w:eastAsia="Calibri" w:hAnsi="Calibri"/>
-          <w:sz w:val="22"/>
-          <w:szCs w:val="22"/>
-        </w:rPr>
-        <w:t xml:space="preserve">Si evalúas algo que no entra en exámenes, tareas ni participación, créalo como rubro. Por ejemplo "Conducta", "Proyecto final" o "Cuaderno". Cada rubro tiene su peso y se califica de 0 a 10, igual que una tarea.</w:t>
-      </w:r>
-    </w:p>
-    <w:p>
-      <w:pPr>
-        <w:pStyle w:val="Heading1"/>
-        <w:spacing w:after="160" w:before="360"/>
-      </w:pPr>
-      <w:r>
-        <w:rPr>
-          <w:rFonts w:ascii="Calibri" w:cs="Calibri" w:eastAsia="Calibri" w:hAnsi="Calibri"/>
-          <w:b/>
-          <w:bCs/>
-          <w:color w:val="D02B2F"/>
-          <w:sz w:val="34"/>
-          <w:szCs w:val="34"/>
-        </w:rPr>
-        <w:t xml:space="preserve">8. Periodos o parciales</w:t>
-      </w:r>
-    </w:p>
-    <w:p>
-      <w:pPr>
-        <w:spacing w:after="120" w:line="276"/>
-      </w:pPr>
-      <w:r>
-        <w:rPr>
-          <w:rFonts w:ascii="Calibri" w:cs="Calibri" w:eastAsia="Calibri" w:hAnsi="Calibri"/>
-          <w:sz w:val="22"/>
-          <w:szCs w:val="22"/>
-        </w:rPr>
-        <w:t xml:space="preserve">Defines los parciales de tu ciclo y después puedes ligar exámenes, tareas, rubros y participación a uno específico. Eso permite que las calificaciones finales se muestren parcial por parcial y no todas revueltas.</w:t>
-      </w:r>
-    </w:p>
-    <w:p>
-      <w:pPr>
-        <w:pStyle w:val="Heading1"/>
-        <w:spacing w:after="160" w:before="360"/>
-      </w:pPr>
-      <w:r>
-        <w:rPr>
-          <w:rFonts w:ascii="Calibri" w:cs="Calibri" w:eastAsia="Calibri" w:hAnsi="Calibri"/>
-          <w:b/>
-          <w:bCs/>
-          <w:color w:val="D02B2F"/>
-          <w:sz w:val="34"/>
-          <w:szCs w:val="34"/>
-        </w:rPr>
-        <w:t xml:space="preserve">9. Calificaciones finales</w:t>
-      </w:r>
-    </w:p>
-    <w:p>
-      <w:pPr>
-        <w:spacing w:after="120" w:line="276"/>
-      </w:pPr>
-      <w:r>
-        <w:rPr>
-          <w:rFonts w:ascii="Calibri" w:cs="Calibri" w:eastAsia="Calibri" w:hAnsi="Calibri"/>
-          <w:sz w:val="22"/>
-          <w:szCs w:val="22"/>
-        </w:rPr>
-        <w:t xml:space="preserve">Aquí se junta todo. Defines la ponderación (cuánto pesa cada cosa) y el sistema calcula el promedio de cada alumno.</w:t>
-      </w:r>
-    </w:p>
-    <w:p>
-      <w:pPr>
-        <w:spacing w:after="120" w:line="276"/>
-      </w:pPr>
-      <w:r>
-        <w:rPr>
-          <w:rFonts w:ascii="Calibri" w:cs="Calibri" w:eastAsia="Calibri" w:hAnsi="Calibri"/>
-          <w:sz w:val="22"/>
-          <w:szCs w:val="22"/>
-        </w:rPr>
-        <w:t xml:space="preserve">Arriba hay un selector de vista: el "Resumen del ciclo" combina los parciales, y cada parcial tiene su propia vista con el desglose completo.</w:t>
-      </w:r>
-    </w:p>
-    <w:p>
-      <w:pPr>
-        <w:spacing w:after="120" w:line="276"/>
-      </w:pPr>
-      <w:r>
-        <w:rPr>
-          <w:rFonts w:ascii="Calibri" w:cs="Calibri" w:eastAsia="Calibri" w:hAnsi="Calibri"/>
-          <w:sz w:val="22"/>
-          <w:szCs w:val="22"/>
-        </w:rPr>
-        <w:t xml:space="preserve">El botón "Exportar a Excel" genera un archivo con una hoja por parcial más una hoja de resumen, listo para entregar en control escolar.</w:t>
+        <w:t xml:space="preserve">Modo Fichas</w:t>
+      </w:r>
+    </w:p>
+    <w:p>
+      <w:pPr>
+        <w:spacing w:after="120" w:line="276"/>
+      </w:pPr>
+      <w:r>
+        <w:rPr>
+          <w:rFonts w:ascii="Calibri" w:cs="Calibri" w:eastAsia="Calibri" w:hAnsi="Calibri"/>
+          <w:sz w:val="22"/>
+          <w:szCs w:val="22"/>
+        </w:rPr>
+        <w:t xml:space="preserve">Pensado para quien reparte fichas de colores en clase. Cada color vale puntos distintos y los valores son editables por grupo. La ficha negra funciona como multiplicador y pide capturar el valor final a mano.</w:t>
+      </w:r>
+    </w:p>
+    <w:p>
+      <w:pPr>
+        <w:spacing w:after="120" w:line="276"/>
+      </w:pPr>
+      <w:r>
+        <w:rPr>
+          <w:rFonts w:ascii="Calibri" w:cs="Calibri" w:eastAsia="Calibri" w:hAnsi="Calibri"/>
+          <w:sz w:val="22"/>
+          <w:szCs w:val="22"/>
+        </w:rPr>
+        <w:t xml:space="preserve">Para convertir los puntos en calificación se usa el corte: ves un ranking de mayor a menor y eliges un valor de referencia. Quien lo alcanza saca 10 y los demás se califican en proporción. El corte se guarda como una foto fija, así que agregar puntos después no cambia las calificaciones ya sacadas.</w:t>
+      </w:r>
+    </w:p>
+    <w:p>
+      <w:pPr>
+        <w:pStyle w:val="Heading2"/>
+        <w:spacing w:after="120" w:before="260"/>
+      </w:pPr>
+      <w:r>
+        <w:rPr>
+          <w:rFonts w:ascii="Calibri" w:cs="Calibri" w:eastAsia="Calibri" w:hAnsi="Calibri"/>
+          <w:b/>
+          <w:bCs/>
+          <w:color w:val="3A3B3E"/>
+          <w:sz w:val="26"/>
+          <w:szCs w:val="26"/>
+        </w:rPr>
+        <w:t xml:space="preserve">Modo Clase en vivo</w:t>
+      </w:r>
+    </w:p>
+    <w:p>
+      <w:pPr>
+        <w:spacing w:after="120" w:line="276"/>
+      </w:pPr>
+      <w:r>
+        <w:rPr>
+          <w:rFonts w:ascii="Calibri" w:cs="Calibri" w:eastAsia="Calibri" w:hAnsi="Calibri"/>
+          <w:sz w:val="22"/>
+          <w:szCs w:val="22"/>
+        </w:rPr>
+        <w:t xml:space="preserve">Pensado para quien pide participaciones durante la clase y termina contando firmas. Funciona así:</w:t>
+      </w:r>
+    </w:p>
+    <w:p>
+      <w:pPr>
+        <w:pStyle w:val="ListParagraph"/>
+        <w:numPr>
+          <w:ilvl w:val="0"/>
+          <w:numId w:val="5"/>
+        </w:numPr>
+        <w:spacing w:after="70"/>
+      </w:pPr>
+      <w:r>
+        <w:rPr>
+          <w:rFonts w:ascii="Calibri" w:cs="Calibri" w:eastAsia="Calibri" w:hAnsi="Calibri"/>
+          <w:sz w:val="22"/>
+          <w:szCs w:val="22"/>
+        </w:rPr>
+        <w:t xml:space="preserve">Entras al grupo, pestaña "Clase en vivo", y presionas "Iniciar clase". Eliges a qué parcial pertenece.</w:t>
+      </w:r>
+    </w:p>
+    <w:p>
+      <w:pPr>
+        <w:pStyle w:val="ListParagraph"/>
+        <w:numPr>
+          <w:ilvl w:val="0"/>
+          <w:numId w:val="5"/>
+        </w:numPr>
+        <w:spacing w:after="70"/>
+      </w:pPr>
+      <w:r>
+        <w:rPr>
+          <w:rFonts w:ascii="Calibri" w:cs="Calibri" w:eastAsia="Calibri" w:hAnsi="Calibri"/>
+          <w:sz w:val="22"/>
+          <w:szCs w:val="22"/>
+        </w:rPr>
+        <w:t xml:space="preserve">Aparece un código QR en tu pantalla. Los alumnos lo escanean con su cámara y quedan registrados como presentes. El código cambia solo cada 20 segundos.</w:t>
+      </w:r>
+    </w:p>
+    <w:p>
+      <w:pPr>
+        <w:pStyle w:val="ListParagraph"/>
+        <w:numPr>
+          <w:ilvl w:val="0"/>
+          <w:numId w:val="5"/>
+        </w:numPr>
+        <w:spacing w:after="70"/>
+      </w:pPr>
+      <w:r>
+        <w:rPr>
+          <w:rFonts w:ascii="Calibri" w:cs="Calibri" w:eastAsia="Calibri" w:hAnsi="Calibri"/>
+          <w:sz w:val="22"/>
+          <w:szCs w:val="22"/>
+        </w:rPr>
+        <w:t xml:space="preserve">Cuando pongas un ejercicio, presiona "Nueva" y dale nombre y cuántos puntos vale.</w:t>
+      </w:r>
+    </w:p>
+    <w:p>
+      <w:pPr>
+        <w:pStyle w:val="ListParagraph"/>
+        <w:numPr>
+          <w:ilvl w:val="0"/>
+          <w:numId w:val="5"/>
+        </w:numPr>
+        <w:spacing w:after="70"/>
+      </w:pPr>
+      <w:r>
+        <w:rPr>
+          <w:rFonts w:ascii="Calibri" w:cs="Calibri" w:eastAsia="Calibri" w:hAnsi="Calibri"/>
+          <w:sz w:val="22"/>
+          <w:szCs w:val="22"/>
+        </w:rPr>
+        <w:t xml:space="preserve">Los alumnos que lo hayan hecho tocan "Yo la hice" en su teléfono y van apareciendo marcados en tu lista.</w:t>
+      </w:r>
+    </w:p>
+    <w:p>
+      <w:pPr>
+        <w:pStyle w:val="ListParagraph"/>
+        <w:numPr>
+          <w:ilvl w:val="0"/>
+          <w:numId w:val="5"/>
+        </w:numPr>
+        <w:spacing w:after="70"/>
+      </w:pPr>
+      <w:r>
+        <w:rPr>
+          <w:rFonts w:ascii="Calibri" w:cs="Calibri" w:eastAsia="Calibri" w:hAnsi="Calibri"/>
+          <w:sz w:val="22"/>
+          <w:szCs w:val="22"/>
+        </w:rPr>
+        <w:t xml:space="preserve">Revisas la lista, quitas a quien no participó y presionas "Cerrar actividad y dar puntos".</w:t>
+      </w:r>
+    </w:p>
+    <w:p>
+      <w:pPr>
+        <w:pStyle w:val="ListParagraph"/>
+        <w:numPr>
+          <w:ilvl w:val="0"/>
+          <w:numId w:val="5"/>
+        </w:numPr>
+        <w:spacing w:after="70"/>
+      </w:pPr>
+      <w:r>
+        <w:rPr>
+          <w:rFonts w:ascii="Calibri" w:cs="Calibri" w:eastAsia="Calibri" w:hAnsi="Calibri"/>
+          <w:sz w:val="22"/>
+          <w:szCs w:val="22"/>
+        </w:rPr>
+        <w:t xml:space="preserve">Al terminar la clase, "Cerrar la clase" te da el resumen y lo guarda.</w:t>
+      </w:r>
+    </w:p>
+    <w:p>
+      <w:pPr>
+        <w:spacing w:after="120" w:line="276"/>
+      </w:pPr>
+      <w:r>
+        <w:rPr>
+          <w:rFonts w:ascii="Calibri" w:cs="Calibri" w:eastAsia="Calibri" w:hAnsi="Calibri"/>
+          <w:sz w:val="22"/>
+          <w:szCs w:val="22"/>
+        </w:rPr>
+        <w:t xml:space="preserve">Al crear cada actividad eliges cómo quieres que empiece la lista: vacía, para ir marcando a los pocos que participaron; o con todos los presentes marcados, para ir quitando a los pocos que no. Elige según cómo sea ese ejercicio y te ahorras muchos toques.</w:t>
       </w:r>
     </w:p>
     <w:p>
@@ -1211,7 +1095,205 @@
           <w:sz w:val="22"/>
           <w:szCs w:val="22"/>
         </w:rPr>
-        <w:t xml:space="preserve">Todas las calificaciones se muestran en escala de 0 a 10. Internamente los exámenes y la participación se calculan en porcentaje y se convierten solo para mostrarse.</w:t>
+        <w:t xml:space="preserve">Mientras das clase no se manda nada a internet: los cambios viven en tu teléfono y se envían todos juntos al cerrar la actividad. Si en ese momento falla la red, tus marcas quedan guardadas y puedes reintentar.</w:t>
+      </w:r>
+    </w:p>
+    <w:p>
+      <w:pPr>
+        <w:spacing w:after="120" w:line="276"/>
+      </w:pPr>
+      <w:r>
+        <w:rPr>
+          <w:rFonts w:ascii="Calibri" w:cs="Calibri" w:eastAsia="Calibri" w:hAnsi="Calibri"/>
+          <w:sz w:val="22"/>
+          <w:szCs w:val="22"/>
+        </w:rPr>
+        <w:t xml:space="preserve">En "Clases anteriores" tienes el historial de todas las sesiones cerradas, con el detalle de quién participó en cada actividad y quién no asistió. Eso es tu respaldo si un alumno reclama después.</w:t>
+      </w:r>
+    </w:p>
+    <w:p>
+      <w:pPr>
+        <w:pStyle w:val="Heading3"/>
+        <w:spacing w:after="90" w:before="200"/>
+      </w:pPr>
+      <w:r>
+        <w:rPr>
+          <w:rFonts w:ascii="Calibri" w:cs="Calibri" w:eastAsia="Calibri" w:hAnsi="Calibri"/>
+          <w:b/>
+          <w:bCs/>
+          <w:color w:val="3A3B3E"/>
+          <w:sz w:val="23"/>
+          <w:szCs w:val="23"/>
+        </w:rPr>
+        <w:t xml:space="preserve">Convertir los puntos en calificación</w:t>
+      </w:r>
+    </w:p>
+    <w:p>
+      <w:pPr>
+        <w:spacing w:after="120" w:line="276"/>
+      </w:pPr>
+      <w:r>
+        <w:rPr>
+          <w:rFonts w:ascii="Calibri" w:cs="Calibri" w:eastAsia="Calibri" w:hAnsi="Calibri"/>
+          <w:sz w:val="22"/>
+          <w:szCs w:val="22"/>
+        </w:rPr>
+        <w:t xml:space="preserve">El botón "Ver corte" hace exactamente lo mismo que en el modo Fichas. Eliges el parcial, ves el ranking de mayor a menor y la plataforma te sugiere como referencia el puntaje más alto del grupo. Puedes cambiar ese número a mano: si el más alto juntó 40 puntos pero tú consideras que con 30 ya se merecía el 10, escribe 30 y todos los que lleguen a 30 sacan 10.</w:t>
+      </w:r>
+    </w:p>
+    <w:p>
+      <w:pPr>
+        <w:spacing w:after="120" w:line="276"/>
+      </w:pPr>
+      <w:r>
+        <w:rPr>
+          <w:rFonts w:ascii="Calibri" w:cs="Calibri" w:eastAsia="Calibri" w:hAnsi="Calibri"/>
+          <w:sz w:val="22"/>
+          <w:szCs w:val="22"/>
+        </w:rPr>
+        <w:t xml:space="preserve">Abajo ves en vivo la calificación que le quedaría a cada quien antes de aplicar nada. Cuando estés conforme, presionas aplicar y el corte se guarda como foto fija con su fecha y su valor de referencia. Seguir dando puntos después no altera las calificaciones ya emitidas; para tomarlos en cuenta tendrías que hacer un corte nuevo.</w:t>
+      </w:r>
+    </w:p>
+    <w:p>
+      <w:pPr>
+        <w:pStyle w:val="Heading3"/>
+        <w:spacing w:after="90" w:before="200"/>
+      </w:pPr>
+      <w:r>
+        <w:rPr>
+          <w:rFonts w:ascii="Calibri" w:cs="Calibri" w:eastAsia="Calibri" w:hAnsi="Calibri"/>
+          <w:b/>
+          <w:bCs/>
+          <w:color w:val="3A3B3E"/>
+          <w:sz w:val="23"/>
+          <w:szCs w:val="23"/>
+        </w:rPr>
+        <w:t xml:space="preserve">Reposiciones</w:t>
+      </w:r>
+    </w:p>
+    <w:p>
+      <w:pPr>
+        <w:spacing w:after="120" w:line="276"/>
+      </w:pPr>
+      <w:r>
+        <w:rPr>
+          <w:rFonts w:ascii="Calibri" w:cs="Calibri" w:eastAsia="Calibri" w:hAnsi="Calibri"/>
+          <w:sz w:val="22"/>
+          <w:szCs w:val="22"/>
+        </w:rPr>
+        <w:t xml:space="preserve">Una clase cerrada no se vuelve a abrir. Su resumen es la prueba de lo que pasó ese día y tiene que seguir diciendo la verdad. Pero sí puedes reconocerle puntos a alguien después, y eso es una reposición.</w:t>
+      </w:r>
+    </w:p>
+    <w:p>
+      <w:pPr>
+        <w:spacing w:after="120" w:line="276"/>
+      </w:pPr>
+      <w:r>
+        <w:rPr>
+          <w:rFonts w:ascii="Calibri" w:cs="Calibri" w:eastAsia="Calibri" w:hAnsi="Calibri"/>
+          <w:sz w:val="22"/>
+          <w:szCs w:val="22"/>
+        </w:rPr>
+        <w:t xml:space="preserve">En "Clases anteriores" abres el detalle de la clase y cada actividad tiene su botón para reponer. Eliges al alumno (solo aparecen los que no tienen puntos en esa actividad), el motivo y el porcentaje que le vas a reconocer.</w:t>
+      </w:r>
+    </w:p>
+    <w:p>
+      <w:pPr>
+        <w:pStyle w:val="ListParagraph"/>
+        <w:numPr>
+          <w:ilvl w:val="0"/>
+          <w:numId w:val="2"/>
+        </w:numPr>
+        <w:spacing w:after="70"/>
+      </w:pPr>
+      <w:r>
+        <w:rPr>
+          <w:rFonts w:ascii="Calibri" w:cs="Calibri" w:eastAsia="Calibri" w:hAnsi="Calibri"/>
+          <w:sz w:val="22"/>
+          <w:szCs w:val="22"/>
+        </w:rPr>
+        <w:t xml:space="preserve">Falta justificada: el alumno no estuvo, pero presentó justificante. Por defecto se le reconoce el 100%.</w:t>
+      </w:r>
+    </w:p>
+    <w:p>
+      <w:pPr>
+        <w:pStyle w:val="ListParagraph"/>
+        <w:numPr>
+          <w:ilvl w:val="0"/>
+          <w:numId w:val="2"/>
+        </w:numPr>
+        <w:spacing w:after="70"/>
+      </w:pPr>
+      <w:r>
+        <w:rPr>
+          <w:rFonts w:ascii="Calibri" w:cs="Calibri" w:eastAsia="Calibri" w:hAnsi="Calibri"/>
+          <w:sz w:val="22"/>
+          <w:szCs w:val="22"/>
+        </w:rPr>
+        <w:t xml:space="preserve">Entrega tardía: el alumno sí estuvo pero entregó después. Por defecto se le reconoce el 50%.</w:t>
+      </w:r>
+    </w:p>
+    <w:p>
+      <w:pPr>
+        <w:spacing w:after="120" w:line="276"/>
+      </w:pPr>
+      <w:r>
+        <w:rPr>
+          <w:rFonts w:ascii="Calibri" w:cs="Calibri" w:eastAsia="Calibri" w:hAnsi="Calibri"/>
+          <w:sz w:val="22"/>
+          <w:szCs w:val="22"/>
+        </w:rPr>
+        <w:t xml:space="preserve">Los dos porcentajes son editables. Los cambias para todo el grupo desde la pantalla de corte, y ahí mismo puedes moverlos caso por caso al registrar cada reposición, porque no todas las situaciones pesan igual.</w:t>
+      </w:r>
+    </w:p>
+    <w:p>
+      <w:pPr>
+        <w:pBdr>
+          <w:left w:val="single" w:color="D02B2F" w:sz="18" w:space="8"/>
+        </w:pBdr>
+        <w:shd w:fill="F2F2F5" w:val="clear"/>
+        <w:spacing w:after="160" w:before="140"/>
+        <w:ind w:left="120" w:right="120"/>
+      </w:pPr>
+      <w:r>
+        <w:rPr>
+          <w:rFonts w:ascii="Calibri" w:cs="Calibri" w:eastAsia="Calibri" w:hAnsi="Calibri"/>
+          <w:i/>
+          <w:iCs/>
+          <w:sz w:val="22"/>
+          <w:szCs w:val="22"/>
+        </w:rPr>
+        <w:t xml:space="preserve">La reposición no borra ni modifica el registro del día: se agrega como un renglón aparte, marcado con su motivo, su porcentaje y su fecha. En el historial ves separado quién participó en clase y quién repuso después. Los puntos sí se suman al corte, igual que las fichas.</w:t>
+      </w:r>
+    </w:p>
+    <w:p>
+      <w:pPr>
+        <w:pStyle w:val="Heading2"/>
+        <w:spacing w:after="120" w:before="260"/>
+      </w:pPr>
+      <w:r>
+        <w:rPr>
+          <w:rFonts w:ascii="Calibri" w:cs="Calibri" w:eastAsia="Calibri" w:hAnsi="Calibri"/>
+          <w:b/>
+          <w:bCs/>
+          <w:color w:val="3A3B3E"/>
+          <w:sz w:val="26"/>
+          <w:szCs w:val="26"/>
+        </w:rPr>
+        <w:t xml:space="preserve">Modo Formato tarea</w:t>
+      </w:r>
+    </w:p>
+    <w:p>
+      <w:pPr>
+        <w:spacing w:after="120" w:line="276"/>
+      </w:pPr>
+      <w:r>
+        <w:rPr>
+          <w:rFonts w:ascii="Calibri" w:cs="Calibri" w:eastAsia="Calibri" w:hAnsi="Calibri"/>
+          <w:sz w:val="22"/>
+          <w:szCs w:val="22"/>
+        </w:rPr>
+        <w:t xml:space="preserve">El más simple: una sola calificación de 0 a 10 por alumno, como si la participación fuera una tarea más. Sirve para quien evalúa participación de forma global al final del parcial.</w:t>
       </w:r>
     </w:p>
     <w:p>
@@ -1228,7 +1310,384 @@
           <w:sz w:val="34"/>
           <w:szCs w:val="34"/>
         </w:rPr>
-        <w:t xml:space="preserve">10. Si algo sale mal</w:t>
+        <w:t xml:space="preserve">7. Rubros personalizados</w:t>
+      </w:r>
+    </w:p>
+    <w:p>
+      <w:pPr>
+        <w:spacing w:after="120" w:line="276"/>
+      </w:pPr>
+      <w:r>
+        <w:rPr>
+          <w:rFonts w:ascii="Calibri" w:cs="Calibri" w:eastAsia="Calibri" w:hAnsi="Calibri"/>
+          <w:sz w:val="22"/>
+          <w:szCs w:val="22"/>
+        </w:rPr>
+        <w:t xml:space="preserve">Si evalúas algo que no entra en exámenes, tareas ni participación, créalo como rubro. Por ejemplo "Conducta", "Proyecto final" o "Cuaderno". Cada rubro tiene su peso y se califica de 0 a 10, igual que una tarea.</w:t>
+      </w:r>
+    </w:p>
+    <w:p>
+      <w:pPr>
+        <w:pStyle w:val="Heading1"/>
+        <w:spacing w:after="160" w:before="360"/>
+      </w:pPr>
+      <w:r>
+        <w:rPr>
+          <w:rFonts w:ascii="Calibri" w:cs="Calibri" w:eastAsia="Calibri" w:hAnsi="Calibri"/>
+          <w:b/>
+          <w:bCs/>
+          <w:color w:val="D02B2F"/>
+          <w:sz w:val="34"/>
+          <w:szCs w:val="34"/>
+        </w:rPr>
+        <w:t xml:space="preserve">8. Periodos o parciales</w:t>
+      </w:r>
+    </w:p>
+    <w:p>
+      <w:pPr>
+        <w:spacing w:after="120" w:line="276"/>
+      </w:pPr>
+      <w:r>
+        <w:rPr>
+          <w:rFonts w:ascii="Calibri" w:cs="Calibri" w:eastAsia="Calibri" w:hAnsi="Calibri"/>
+          <w:sz w:val="22"/>
+          <w:szCs w:val="22"/>
+        </w:rPr>
+        <w:t xml:space="preserve">Defines los parciales de tu ciclo y después puedes ligar exámenes, tareas, rubros y participación a uno específico. Eso permite que las calificaciones finales se muestren parcial por parcial y no todas revueltas.</w:t>
+      </w:r>
+    </w:p>
+    <w:p>
+      <w:pPr>
+        <w:pStyle w:val="Heading1"/>
+        <w:spacing w:after="160" w:before="360"/>
+      </w:pPr>
+      <w:r>
+        <w:rPr>
+          <w:rFonts w:ascii="Calibri" w:cs="Calibri" w:eastAsia="Calibri" w:hAnsi="Calibri"/>
+          <w:b/>
+          <w:bCs/>
+          <w:color w:val="D02B2F"/>
+          <w:sz w:val="34"/>
+          <w:szCs w:val="34"/>
+        </w:rPr>
+        <w:t xml:space="preserve">9. Calificaciones finales</w:t>
+      </w:r>
+    </w:p>
+    <w:p>
+      <w:pPr>
+        <w:spacing w:after="120" w:line="276"/>
+      </w:pPr>
+      <w:r>
+        <w:rPr>
+          <w:rFonts w:ascii="Calibri" w:cs="Calibri" w:eastAsia="Calibri" w:hAnsi="Calibri"/>
+          <w:sz w:val="22"/>
+          <w:szCs w:val="22"/>
+        </w:rPr>
+        <w:t xml:space="preserve">Aquí se junta todo. Defines la ponderación (cuánto pesa cada cosa) y el sistema calcula el promedio de cada alumno.</w:t>
+      </w:r>
+    </w:p>
+    <w:p>
+      <w:pPr>
+        <w:spacing w:after="120" w:line="276"/>
+      </w:pPr>
+      <w:r>
+        <w:rPr>
+          <w:rFonts w:ascii="Calibri" w:cs="Calibri" w:eastAsia="Calibri" w:hAnsi="Calibri"/>
+          <w:sz w:val="22"/>
+          <w:szCs w:val="22"/>
+        </w:rPr>
+        <w:t xml:space="preserve">Arriba hay un selector de vista: el "Resumen del ciclo" combina los parciales, y cada parcial tiene su propia vista con el desglose completo.</w:t>
+      </w:r>
+    </w:p>
+    <w:p>
+      <w:pPr>
+        <w:pStyle w:val="Heading2"/>
+        <w:spacing w:after="120" w:before="260"/>
+      </w:pPr>
+      <w:r>
+        <w:rPr>
+          <w:rFonts w:ascii="Calibri" w:cs="Calibri" w:eastAsia="Calibri" w:hAnsi="Calibri"/>
+          <w:b/>
+          <w:bCs/>
+          <w:color w:val="3A3B3E"/>
+          <w:sz w:val="26"/>
+          <w:szCs w:val="26"/>
+        </w:rPr>
+        <w:t xml:space="preserve">Corregir una calificación</w:t>
+      </w:r>
+    </w:p>
+    <w:p>
+      <w:pPr>
+        <w:spacing w:after="120" w:line="276"/>
+      </w:pPr>
+      <w:r>
+        <w:rPr>
+          <w:rFonts w:ascii="Calibri" w:cs="Calibri" w:eastAsia="Calibri" w:hAnsi="Calibri"/>
+          <w:sz w:val="22"/>
+          <w:szCs w:val="22"/>
+        </w:rPr>
+        <w:t xml:space="preserve">A veces el sistema califica mal: el examen no reconoció una respuesta que sí era válida, un bloqueo fue injusto, o simplemente sabes algo del alumno que la plataforma no puede saber. Para eso cada renglón tiene un botón de ajuste.</w:t>
+      </w:r>
+    </w:p>
+    <w:p>
+      <w:pPr>
+        <w:spacing w:after="120" w:line="276"/>
+      </w:pPr>
+      <w:r>
+        <w:rPr>
+          <w:rFonts w:ascii="Calibri" w:cs="Calibri" w:eastAsia="Calibri" w:hAnsi="Calibri"/>
+          <w:sz w:val="22"/>
+          <w:szCs w:val="22"/>
+        </w:rPr>
+        <w:t xml:space="preserve">Escribes la calificación final que debe llevar y el motivo. El motivo es obligatorio, y esa es la parte importante: el ajuste no borra ni reescribe el cálculo. Se guarda aparte, y la pantalla sigue mostrando cuál fue el promedio calculado por el sistema junto al que tú pusiste, marcado como ajustado.</w:t>
+      </w:r>
+    </w:p>
+    <w:p>
+      <w:pPr>
+        <w:spacing w:after="120" w:line="276"/>
+      </w:pPr>
+      <w:r>
+        <w:rPr>
+          <w:rFonts w:ascii="Calibri" w:cs="Calibri" w:eastAsia="Calibri" w:hAnsi="Calibri"/>
+          <w:sz w:val="22"/>
+          <w:szCs w:val="22"/>
+        </w:rPr>
+        <w:t xml:space="preserve">Si te arrepientes, "Quitar ajuste" regresa al promedio calculado sin dejar rastro en la calificación.</w:t>
+      </w:r>
+    </w:p>
+    <w:p>
+      <w:pPr>
+        <w:pBdr>
+          <w:left w:val="single" w:color="D02B2F" w:sz="18" w:space="8"/>
+        </w:pBdr>
+        <w:shd w:fill="F2F2F5" w:val="clear"/>
+        <w:spacing w:after="160" w:before="140"/>
+        <w:ind w:left="120" w:right="120"/>
+      </w:pPr>
+      <w:r>
+        <w:rPr>
+          <w:rFonts w:ascii="Calibri" w:cs="Calibri" w:eastAsia="Calibri" w:hAnsi="Calibri"/>
+          <w:i/>
+          <w:iCs/>
+          <w:sz w:val="22"/>
+          <w:szCs w:val="22"/>
+        </w:rPr>
+        <w:t xml:space="preserve">El Excel trae las dos columnas: "Calculado por el sistema" y el motivo del ajuste. Así, si alguien revisa las calificaciones después, puede ver qué cambiaste y por qué. Eso te protege a ti tanto como al alumno.</w:t>
+      </w:r>
+    </w:p>
+    <w:p>
+      <w:pPr>
+        <w:spacing w:after="120" w:line="276"/>
+      </w:pPr>
+      <w:r>
+        <w:rPr>
+          <w:rFonts w:ascii="Calibri" w:cs="Calibri" w:eastAsia="Calibri" w:hAnsi="Calibri"/>
+          <w:sz w:val="22"/>
+          <w:szCs w:val="22"/>
+        </w:rPr>
+        <w:t xml:space="preserve">El botón "Exportar a Excel" genera un archivo con una hoja por parcial más una hoja de resumen, listo para entregar en control escolar.</w:t>
+      </w:r>
+    </w:p>
+    <w:p>
+      <w:pPr>
+        <w:pBdr>
+          <w:left w:val="single" w:color="D02B2F" w:sz="18" w:space="8"/>
+        </w:pBdr>
+        <w:shd w:fill="F2F2F5" w:val="clear"/>
+        <w:spacing w:after="160" w:before="140"/>
+        <w:ind w:left="120" w:right="120"/>
+      </w:pPr>
+      <w:r>
+        <w:rPr>
+          <w:rFonts w:ascii="Calibri" w:cs="Calibri" w:eastAsia="Calibri" w:hAnsi="Calibri"/>
+          <w:i/>
+          <w:iCs/>
+          <w:sz w:val="22"/>
+          <w:szCs w:val="22"/>
+        </w:rPr>
+        <w:t xml:space="preserve">Todas las calificaciones se muestran en escala de 0 a 10. Internamente los exámenes y la participación se calculan en porcentaje y se convierten solo para mostrarse.</w:t>
+      </w:r>
+    </w:p>
+    <w:p>
+      <w:pPr>
+        <w:pStyle w:val="Heading1"/>
+        <w:spacing w:after="160" w:before="360"/>
+      </w:pPr>
+      <w:r>
+        <w:rPr>
+          <w:rFonts w:ascii="Calibri" w:cs="Calibri" w:eastAsia="Calibri" w:hAnsi="Calibri"/>
+          <w:b/>
+          <w:bCs/>
+          <w:color w:val="D02B2F"/>
+          <w:sz w:val="34"/>
+          <w:szCs w:val="34"/>
+        </w:rPr>
+        <w:t xml:space="preserve">10. Mis alumnos: egreso y matrículas libres</w:t>
+      </w:r>
+    </w:p>
+    <w:p>
+      <w:pPr>
+        <w:spacing w:after="120" w:line="276"/>
+      </w:pPr>
+      <w:r>
+        <w:rPr>
+          <w:rFonts w:ascii="Calibri" w:cs="Calibri" w:eastAsia="Calibri" w:hAnsi="Calibri"/>
+          <w:sz w:val="22"/>
+          <w:szCs w:val="22"/>
+        </w:rPr>
+        <w:t xml:space="preserve">En "Mis alumnos" ves tu lista completa: todos los alumnos que tú diste de alta, aunque ya no estén en ningún grupo activo. Debajo de cada nombre aparece el usuario con el que entra y las insignias de los grupos donde está, en gris los archivados.</w:t>
+      </w:r>
+    </w:p>
+    <w:p>
+      <w:pPr>
+        <w:spacing w:after="120" w:line="276"/>
+      </w:pPr>
+      <w:r>
+        <w:rPr>
+          <w:rFonts w:ascii="Calibri" w:cs="Calibri" w:eastAsia="Calibri" w:hAnsi="Calibri"/>
+          <w:sz w:val="22"/>
+          <w:szCs w:val="22"/>
+        </w:rPr>
+        <w:t xml:space="preserve">AulaFácil no es el sistema de control escolar del colegio: es tu control. Cuando una generación termina, sus matrículas dejan de servirte y el colegio probablemente las va a reciclar con alumnos nuevos. Para eso existe el egreso.</w:t>
+      </w:r>
+    </w:p>
+    <w:p>
+      <w:pPr>
+        <w:pStyle w:val="Heading2"/>
+        <w:spacing w:after="120" w:before="260"/>
+      </w:pPr>
+      <w:r>
+        <w:rPr>
+          <w:rFonts w:ascii="Calibri" w:cs="Calibri" w:eastAsia="Calibri" w:hAnsi="Calibri"/>
+          <w:b/>
+          <w:bCs/>
+          <w:color w:val="3A3B3E"/>
+          <w:sz w:val="26"/>
+          <w:szCs w:val="26"/>
+        </w:rPr>
+        <w:t xml:space="preserve">Cómo egresar</w:t>
+      </w:r>
+    </w:p>
+    <w:p>
+      <w:pPr>
+        <w:pStyle w:val="ListParagraph"/>
+        <w:numPr>
+          <w:ilvl w:val="0"/>
+          <w:numId w:val="6"/>
+        </w:numPr>
+        <w:spacing w:after="70"/>
+      </w:pPr>
+      <w:r>
+        <w:rPr>
+          <w:rFonts w:ascii="Calibri" w:cs="Calibri" w:eastAsia="Calibri" w:hAnsi="Calibri"/>
+          <w:sz w:val="22"/>
+          <w:szCs w:val="22"/>
+        </w:rPr>
+        <w:t xml:space="preserve">Archiva primero los grupos de esa generación. Un alumno solo se puede seleccionar si ya no está en ningún grupo activo; si no se deja marcar, la pantalla te dice exactamente por qué.</w:t>
+      </w:r>
+    </w:p>
+    <w:p>
+      <w:pPr>
+        <w:pStyle w:val="ListParagraph"/>
+        <w:numPr>
+          <w:ilvl w:val="0"/>
+          <w:numId w:val="6"/>
+        </w:numPr>
+        <w:spacing w:after="70"/>
+      </w:pPr>
+      <w:r>
+        <w:rPr>
+          <w:rFonts w:ascii="Calibri" w:cs="Calibri" w:eastAsia="Calibri" w:hAnsi="Calibri"/>
+          <w:sz w:val="22"/>
+          <w:szCs w:val="22"/>
+        </w:rPr>
+        <w:t xml:space="preserve">Marca las casillas de los alumnos que se van. Puedes seleccionar a todos de una vez.</w:t>
+      </w:r>
+    </w:p>
+    <w:p>
+      <w:pPr>
+        <w:pStyle w:val="ListParagraph"/>
+        <w:numPr>
+          <w:ilvl w:val="0"/>
+          <w:numId w:val="6"/>
+        </w:numPr>
+        <w:spacing w:after="70"/>
+      </w:pPr>
+      <w:r>
+        <w:rPr>
+          <w:rFonts w:ascii="Calibri" w:cs="Calibri" w:eastAsia="Calibri" w:hAnsi="Calibri"/>
+          <w:sz w:val="22"/>
+          <w:szCs w:val="22"/>
+        </w:rPr>
+        <w:t xml:space="preserve">Escribe el ciclo escolar de egreso, por ejemplo 2025-2026.</w:t>
+      </w:r>
+    </w:p>
+    <w:p>
+      <w:pPr>
+        <w:pStyle w:val="ListParagraph"/>
+        <w:numPr>
+          <w:ilvl w:val="0"/>
+          <w:numId w:val="6"/>
+        </w:numPr>
+        <w:spacing w:after="70"/>
+      </w:pPr>
+      <w:r>
+        <w:rPr>
+          <w:rFonts w:ascii="Calibri" w:cs="Calibri" w:eastAsia="Calibri" w:hAnsi="Calibri"/>
+          <w:sz w:val="22"/>
+          <w:szCs w:val="22"/>
+        </w:rPr>
+        <w:t xml:space="preserve">Presiona "Egresar seleccionados" y confirma.</w:t>
+      </w:r>
+    </w:p>
+    <w:p>
+      <w:pPr>
+        <w:pBdr>
+          <w:left w:val="single" w:color="D02B2F" w:sz="18" w:space="8"/>
+        </w:pBdr>
+        <w:shd w:fill="F2F2F5" w:val="clear"/>
+        <w:spacing w:after="160" w:before="140"/>
+        <w:ind w:left="120" w:right="120"/>
+      </w:pPr>
+      <w:r>
+        <w:rPr>
+          <w:rFonts w:ascii="Calibri" w:cs="Calibri" w:eastAsia="Calibri" w:hAnsi="Calibri"/>
+          <w:i/>
+          <w:iCs/>
+          <w:sz w:val="22"/>
+          <w:szCs w:val="22"/>
+        </w:rPr>
+        <w:t xml:space="preserve">Egresar no borra nada. Sus calificaciones, asistencias, participaciones y exámenes se conservan completos, y los sigues viendo en los grupos archivados. Lo único que se libera es la matrícula y el usuario, para que puedas volver a usar ese número con un alumno nuevo.</w:t>
+      </w:r>
+    </w:p>
+    <w:p>
+      <w:pPr>
+        <w:spacing w:after="120" w:line="276"/>
+      </w:pPr>
+      <w:r>
+        <w:rPr>
+          <w:rFonts w:ascii="Calibri" w:cs="Calibri" w:eastAsia="Calibri" w:hAnsi="Calibri"/>
+          <w:sz w:val="22"/>
+          <w:szCs w:val="22"/>
+        </w:rPr>
+        <w:t xml:space="preserve">El enlace "Ver egresados" te muestra la lista de quienes ya salieron, con el ciclo en que lo hicieron. Es tu registro histórico: si dentro de dos años alguien pide una constancia, ahí está.</w:t>
+      </w:r>
+    </w:p>
+    <w:p>
+      <w:pPr>
+        <w:pStyle w:val="Heading1"/>
+        <w:spacing w:after="160" w:before="360"/>
+      </w:pPr>
+      <w:r>
+        <w:rPr>
+          <w:rFonts w:ascii="Calibri" w:cs="Calibri" w:eastAsia="Calibri" w:hAnsi="Calibri"/>
+          <w:b/>
+          <w:bCs/>
+          <w:color w:val="D02B2F"/>
+          <w:sz w:val="34"/>
+          <w:szCs w:val="34"/>
+        </w:rPr>
+        <w:t xml:space="preserve">11. Si algo sale mal</w:t>
       </w:r>
     </w:p>
     <w:tbl>
@@ -1606,6 +2065,226 @@
                 <w:sz w:val="20"/>
                 <w:szCs w:val="20"/>
               </w:rPr>
+              <w:t xml:space="preserve">No me deja reusar una matrícula</w:t>
+            </w:r>
+          </w:p>
+        </w:tc>
+        <w:tc>
+          <w:tcPr>
+            <w:tcW w:type="dxa" w:w="5960"/>
+            <w:shd w:fill="F2F2F5" w:val="clear"/>
+            <w:tcMar>
+              <w:top w:type="dxa" w:w="70"/>
+              <w:left w:type="dxa" w:w="110"/>
+              <w:bottom w:type="dxa" w:w="70"/>
+              <w:right w:type="dxa" w:w="110"/>
+            </w:tcMar>
+          </w:tcPr>
+          <w:p>
+            <w:pPr>
+              <w:spacing w:after="0"/>
+            </w:pPr>
+            <w:r>
+              <w:rPr>
+                <w:rFonts w:ascii="Calibri" w:cs="Calibri" w:eastAsia="Calibri" w:hAnsi="Calibri"/>
+                <w:b w:val="false"/>
+                <w:bCs w:val="false"/>
+                <w:sz w:val="20"/>
+                <w:szCs w:val="20"/>
+              </w:rPr>
+              <w:t xml:space="preserve">Ya se la diste a otra persona; egrésala desde "Mis alumnos" para liberarla</w:t>
+            </w:r>
+          </w:p>
+        </w:tc>
+      </w:tr>
+      <w:tr>
+        <w:tc>
+          <w:tcPr>
+            <w:tcW w:type="dxa" w:w="3400"/>
+            <w:tcMar>
+              <w:top w:type="dxa" w:w="70"/>
+              <w:left w:type="dxa" w:w="110"/>
+              <w:bottom w:type="dxa" w:w="70"/>
+              <w:right w:type="dxa" w:w="110"/>
+            </w:tcMar>
+          </w:tcPr>
+          <w:p>
+            <w:pPr>
+              <w:spacing w:after="0"/>
+            </w:pPr>
+            <w:r>
+              <w:rPr>
+                <w:rFonts w:ascii="Calibri" w:cs="Calibri" w:eastAsia="Calibri" w:hAnsi="Calibri"/>
+                <w:b w:val="false"/>
+                <w:bCs w:val="false"/>
+                <w:sz w:val="20"/>
+                <w:szCs w:val="20"/>
+              </w:rPr>
+              <w:t xml:space="preserve">No puedo seleccionar a un alumno para egresar</w:t>
+            </w:r>
+          </w:p>
+        </w:tc>
+        <w:tc>
+          <w:tcPr>
+            <w:tcW w:type="dxa" w:w="5960"/>
+            <w:tcMar>
+              <w:top w:type="dxa" w:w="70"/>
+              <w:left w:type="dxa" w:w="110"/>
+              <w:bottom w:type="dxa" w:w="70"/>
+              <w:right w:type="dxa" w:w="110"/>
+            </w:tcMar>
+          </w:tcPr>
+          <w:p>
+            <w:pPr>
+              <w:spacing w:after="0"/>
+            </w:pPr>
+            <w:r>
+              <w:rPr>
+                <w:rFonts w:ascii="Calibri" w:cs="Calibri" w:eastAsia="Calibri" w:hAnsi="Calibri"/>
+                <w:b w:val="false"/>
+                <w:bCs w:val="false"/>
+                <w:sz w:val="20"/>
+                <w:szCs w:val="20"/>
+              </w:rPr>
+              <w:t xml:space="preserve">Sigue en un grupo activo; archiva ese grupo primero</w:t>
+            </w:r>
+          </w:p>
+        </w:tc>
+      </w:tr>
+      <w:tr>
+        <w:tc>
+          <w:tcPr>
+            <w:tcW w:type="dxa" w:w="3400"/>
+            <w:shd w:fill="F2F2F5" w:val="clear"/>
+            <w:tcMar>
+              <w:top w:type="dxa" w:w="70"/>
+              <w:left w:type="dxa" w:w="110"/>
+              <w:bottom w:type="dxa" w:w="70"/>
+              <w:right w:type="dxa" w:w="110"/>
+            </w:tcMar>
+          </w:tcPr>
+          <w:p>
+            <w:pPr>
+              <w:spacing w:after="0"/>
+            </w:pPr>
+            <w:r>
+              <w:rPr>
+                <w:rFonts w:ascii="Calibri" w:cs="Calibri" w:eastAsia="Calibri" w:hAnsi="Calibri"/>
+                <w:b w:val="false"/>
+                <w:bCs w:val="false"/>
+                <w:sz w:val="20"/>
+                <w:szCs w:val="20"/>
+              </w:rPr>
+              <w:t xml:space="preserve">Un alumno faltó con justificante</w:t>
+            </w:r>
+          </w:p>
+        </w:tc>
+        <w:tc>
+          <w:tcPr>
+            <w:tcW w:type="dxa" w:w="5960"/>
+            <w:shd w:fill="F2F2F5" w:val="clear"/>
+            <w:tcMar>
+              <w:top w:type="dxa" w:w="70"/>
+              <w:left w:type="dxa" w:w="110"/>
+              <w:bottom w:type="dxa" w:w="70"/>
+              <w:right w:type="dxa" w:w="110"/>
+            </w:tcMar>
+          </w:tcPr>
+          <w:p>
+            <w:pPr>
+              <w:spacing w:after="0"/>
+            </w:pPr>
+            <w:r>
+              <w:rPr>
+                <w:rFonts w:ascii="Calibri" w:cs="Calibri" w:eastAsia="Calibri" w:hAnsi="Calibri"/>
+                <w:b w:val="false"/>
+                <w:bCs w:val="false"/>
+                <w:sz w:val="20"/>
+                <w:szCs w:val="20"/>
+              </w:rPr>
+              <w:t xml:space="preserve">Abre la clase en "Clases anteriores" y registra una reposición</w:t>
+            </w:r>
+          </w:p>
+        </w:tc>
+      </w:tr>
+      <w:tr>
+        <w:tc>
+          <w:tcPr>
+            <w:tcW w:type="dxa" w:w="3400"/>
+            <w:tcMar>
+              <w:top w:type="dxa" w:w="70"/>
+              <w:left w:type="dxa" w:w="110"/>
+              <w:bottom w:type="dxa" w:w="70"/>
+              <w:right w:type="dxa" w:w="110"/>
+            </w:tcMar>
+          </w:tcPr>
+          <w:p>
+            <w:pPr>
+              <w:spacing w:after="0"/>
+            </w:pPr>
+            <w:r>
+              <w:rPr>
+                <w:rFonts w:ascii="Calibri" w:cs="Calibri" w:eastAsia="Calibri" w:hAnsi="Calibri"/>
+                <w:b w:val="false"/>
+                <w:bCs w:val="false"/>
+                <w:sz w:val="20"/>
+                <w:szCs w:val="20"/>
+              </w:rPr>
+              <w:t xml:space="preserve">El examen calificó mal a un alumno</w:t>
+            </w:r>
+          </w:p>
+        </w:tc>
+        <w:tc>
+          <w:tcPr>
+            <w:tcW w:type="dxa" w:w="5960"/>
+            <w:tcMar>
+              <w:top w:type="dxa" w:w="70"/>
+              <w:left w:type="dxa" w:w="110"/>
+              <w:bottom w:type="dxa" w:w="70"/>
+              <w:right w:type="dxa" w:w="110"/>
+            </w:tcMar>
+          </w:tcPr>
+          <w:p>
+            <w:pPr>
+              <w:spacing w:after="0"/>
+            </w:pPr>
+            <w:r>
+              <w:rPr>
+                <w:rFonts w:ascii="Calibri" w:cs="Calibri" w:eastAsia="Calibri" w:hAnsi="Calibri"/>
+                <w:b w:val="false"/>
+                <w:bCs w:val="false"/>
+                <w:sz w:val="20"/>
+                <w:szCs w:val="20"/>
+              </w:rPr>
+              <w:t xml:space="preserve">Usa el botón de ajuste en calificaciones finales y escribe el motivo</w:t>
+            </w:r>
+          </w:p>
+        </w:tc>
+      </w:tr>
+      <w:tr>
+        <w:tc>
+          <w:tcPr>
+            <w:tcW w:type="dxa" w:w="3400"/>
+            <w:shd w:fill="F2F2F5" w:val="clear"/>
+            <w:tcMar>
+              <w:top w:type="dxa" w:w="70"/>
+              <w:left w:type="dxa" w:w="110"/>
+              <w:bottom w:type="dxa" w:w="70"/>
+              <w:right w:type="dxa" w:w="110"/>
+            </w:tcMar>
+          </w:tcPr>
+          <w:p>
+            <w:pPr>
+              <w:spacing w:after="0"/>
+            </w:pPr>
+            <w:r>
+              <w:rPr>
+                <w:rFonts w:ascii="Calibri" w:cs="Calibri" w:eastAsia="Calibri" w:hAnsi="Calibri"/>
+                <w:b w:val="false"/>
+                <w:bCs w:val="false"/>
+                <w:sz w:val="20"/>
+                <w:szCs w:val="20"/>
+              </w:rPr>
               <w:t xml:space="preserve">La plataforma no carga después de vacaciones</w:t>
             </w:r>
           </w:p>
@@ -1859,6 +2538,24 @@
     </w:lvlOverride>
   </w:num>
   <w:num w:numId="3">
+    <w:abstractNumId w:val="3"/>
+    <w:lvlOverride w:ilvl="0">
+      <w:startOverride w:val="1"/>
+    </w:lvlOverride>
+  </w:num>
+  <w:num w:numId="4">
+    <w:abstractNumId w:val="3"/>
+    <w:lvlOverride w:ilvl="0">
+      <w:startOverride w:val="1"/>
+    </w:lvlOverride>
+  </w:num>
+  <w:num w:numId="5">
+    <w:abstractNumId w:val="3"/>
+    <w:lvlOverride w:ilvl="0">
+      <w:startOverride w:val="1"/>
+    </w:lvlOverride>
+  </w:num>
+  <w:num w:numId="6">
     <w:abstractNumId w:val="3"/>
     <w:lvlOverride w:ilvl="0">
       <w:startOverride w:val="1"/>
